--- a/科研学习笔记-zzz.docx
+++ b/科研学习笔记-zzz.docx
@@ -8235,48 +8235,28 @@
         </w:rPr>
       </w:pPr>
       <w:r>
-        <w:t>真实场景：</w:t>
+        <w:t>真实场景：3 机器人室内停车场实验，总行驶约 475m（原文 Table III 为 475m；3103 个关键帧参与匹配验证），产生 67 次机器人间回环，其中 10 个被 GNC 优化器判为异常值；总通信量 94.95MB，在相似场景多、容易产生错误回环的环境下，依然实现精准协同定位建图。</w:t>
       </w:r>
       <w:proofErr w:type="gramStart"/>
-      <w:r>
-        <w:t>3 机器人</w:t>
-      </w:r>
+      <w:r/>
       <w:proofErr w:type="gramEnd"/>
-      <w:r>
-        <w:t>室内停车场实验，总行</w:t>
-      </w:r>
+      <w:r/>
       <w:proofErr w:type="gramStart"/>
-      <w:r>
-        <w:t>驶 475.42</w:t>
-      </w:r>
+      <w:r/>
       <w:proofErr w:type="gramEnd"/>
-      <w:r>
-        <w:t>m，</w:t>
-      </w:r>
+      <w:r/>
       <w:proofErr w:type="gramStart"/>
-      <w:r>
-        <w:t xml:space="preserve">产生 67 </w:t>
-      </w:r>
+      <w:r/>
       <w:proofErr w:type="gramEnd"/>
-      <w:r>
-        <w:t>次机器人间回环，</w:t>
-      </w:r>
+      <w:r/>
       <w:proofErr w:type="gramStart"/>
-      <w:r>
-        <w:t xml:space="preserve">其中 10 </w:t>
-      </w:r>
+      <w:r/>
       <w:proofErr w:type="gramEnd"/>
-      <w:r>
-        <w:t>个为异常值；总通信</w:t>
-      </w:r>
+      <w:r/>
       <w:proofErr w:type="gramStart"/>
-      <w:r>
-        <w:t>量 94.95</w:t>
-      </w:r>
+      <w:r/>
       <w:proofErr w:type="gramEnd"/>
-      <w:r>
-        <w:t>MB，在相似场景多、容易产生错误回环的环境下，依然实现精准协同定位建图。</w:t>
-      </w:r>
+      <w:r/>
     </w:p>
     <w:p>
       <w:pPr>
@@ -10303,7 +10283,7 @@
         </w:numPr>
       </w:pPr>
       <w:r>
-        <w:t>IMU 对照实验：分三组对比：仅 IMU 姿态、纯 LOAM、LOAM+IMU 预处理，验证 IMU 辅助效果。</w:t>
+        <w:t>长距离/闭环测试：在狭长走廊、大厅、植被小路、果园等场景采集数据，评估运动估计漂移与建图一致性。（注：LOAM 原文的定位是“无需高精度测距或惯性测量”即可实现低漂移，IMU 仅作为可选的运动先验，论文并未做 IMU 对照实验。）</w:t>
       </w:r>
     </w:p>
     <w:p>
@@ -10362,27 +10342,17 @@
         <w:rPr>
           <w:rFonts w:hint="eastAsia"/>
         </w:rPr>
-        <w:t xml:space="preserve"> </w:t>
-      </w:r>
-      <w:r>
-        <w:t>室内走廊相对漂移</w:t>
-      </w:r>
+        <w:t xml:space="preserve"> 相对漂移（TABLE I）：走廊 58m/0.9%、46m/1.1%；果园 52m/2.3%、67m/2.8%。室外植被多、特征不稳定，漂移更大。</w:t>
+      </w:r>
+      <w:r/>
       <w:proofErr w:type="gramStart"/>
-      <w:r>
-        <w:t>约 1%</w:t>
-      </w:r>
+      <w:r/>
       <w:proofErr w:type="gramEnd"/>
-      <w:r>
-        <w:t>，果园室外场景</w:t>
-      </w:r>
+      <w:r/>
       <w:proofErr w:type="gramStart"/>
-      <w:r>
-        <w:t>约 2.5%</w:t>
-      </w:r>
+      <w:r/>
       <w:proofErr w:type="gramEnd"/>
-      <w:r>
-        <w:t>；室外植被多、特征不稳定，漂移更大。</w:t>
-      </w:r>
+      <w:r/>
     </w:p>
     <w:p>
       <w:pPr>
@@ -10392,7 +10362,7 @@
         </w:numPr>
       </w:pPr>
       <w:r>
-        <w:t>增加 IMU 预处理后，匹配误差明显降低，地图边缘更清晰。</w:t>
+        <w:t>原文指出该方法无需高精度测距或惯性测量即可实现低漂移；IMU 是可选项，用于在高速运动时提供运动先验，论文未给出“加入 IMU 后误差降低”的量化结论。</w:t>
       </w:r>
     </w:p>
     <w:p>
@@ -10403,16 +10373,12 @@
         </w:numPr>
       </w:pPr>
       <w:r>
-        <w:t>在 KITTI 榜单取得当时第一名，平均位置</w:t>
+        <w:t>在 KITTI 里程计榜单排名第一（不限传感器模态，含双目视觉里程计）；平均位置误差为 0.88%（占行驶距离的相对误差，按 100m~800m 轨迹段在 3D 坐标下统计）。</w:t>
       </w:r>
       <w:proofErr w:type="gramStart"/>
-      <w:r>
-        <w:t>误差 0.88%</w:t>
-      </w:r>
+      <w:r/>
       <w:proofErr w:type="gramEnd"/>
-      <w:r>
-        <w:t>。</w:t>
-      </w:r>
+      <w:r/>
     </w:p>
     <w:p>
       <w:pPr>
@@ -10422,7 +10388,7 @@
         </w:numPr>
       </w:pPr>
       <w:r>
-        <w:t>算法仅占用两个 CPU 核心，在普通笔记本 + ROS 环境可以实时运行。</w:t>
+        <w:t>算法在 2.5GHz 四核、6GiB 内存的笔记本上运行（ROS + Linux），共占用两个 CPU 核心，里程计与建图各占一个核心，可实时运行。</w:t>
       </w:r>
     </w:p>
     <w:p>
@@ -11819,16 +11785,12 @@
         </w:numPr>
       </w:pPr>
       <w:r>
-        <w:t>实时性：LIO-SAM 单帧耗时低于 LOAM、LIOM，实时性更好，最高</w:t>
+        <w:t>实时性：LIO-SAM 单帧耗时低于 LOAM、LIOM，实时性更好；压力测试中最好情况（Rotation、Walking 数据集）可达 13 倍速回放，Campus 10×、Park 9×、Amsterdam 11×；</w:t>
       </w:r>
       <w:proofErr w:type="gramStart"/>
-      <w:r>
-        <w:t xml:space="preserve">支持 13 </w:t>
-      </w:r>
+      <w:r/>
       <w:proofErr w:type="gramEnd"/>
-      <w:r>
-        <w:t>倍速回放不崩溃；</w:t>
-      </w:r>
+      <w:r/>
     </w:p>
     <w:p>
       <w:pPr>
@@ -13061,19 +13023,13 @@
           <w:b/>
           <w:bCs/>
         </w:rPr>
-        <w:t>高帧率轻量输出</w:t>
-      </w:r>
-      <w:r>
-        <w:t>：额外设计仅运动优化模块，固定深度与零偏，只优化最新帧的位姿速度，</w:t>
-      </w:r>
+        <w:t>高帧率轻量输出：额外设计仅运动优化模块，固定深度与零偏，只优化最新帧的位姿速度，把状态估计提升到相机帧率（30Hz），适配无人机、AR 等低延迟场景。</w:t>
+      </w:r>
+      <w:r/>
       <w:proofErr w:type="gramStart"/>
-      <w:r>
-        <w:t xml:space="preserve">输出 30Hz </w:t>
-      </w:r>
+      <w:r/>
       <w:proofErr w:type="gramEnd"/>
-      <w:r>
-        <w:t>相机帧率位姿，适配无人机、AR 等低延迟场景。</w:t>
-      </w:r>
+      <w:r/>
     </w:p>
     <w:p>
       <w:pPr>
@@ -13618,32 +13574,20 @@
         </w:numPr>
       </w:pPr>
       <w:r>
-        <w:t>无人机平台上可</w:t>
+        <w:t>无人机平台上可输出 100Hz 位姿（由 IMU 频率驱动）用于飞控闭环；61.97 米轨迹的最终漂移为 0.18m（各轴 [0.08, 0.09, 0.13] m），位置漂移 0.29%。</w:t>
       </w:r>
       <w:proofErr w:type="gramStart"/>
-      <w:r>
-        <w:t xml:space="preserve">输出 100Hz </w:t>
-      </w:r>
+      <w:r/>
       <w:proofErr w:type="gramEnd"/>
-      <w:r>
-        <w:t>位姿用于飞控闭环，</w:t>
-      </w:r>
+      <w:r/>
       <w:proofErr w:type="gramStart"/>
-      <w:r>
-        <w:t>61.97 米</w:t>
-      </w:r>
+      <w:r/>
       <w:proofErr w:type="gramEnd"/>
-      <w:r>
-        <w:t>轨迹位置漂移</w:t>
-      </w:r>
+      <w:r/>
       <w:proofErr w:type="gramStart"/>
-      <w:r>
-        <w:t>仅 0.29%</w:t>
-      </w:r>
+      <w:r/>
       <w:proofErr w:type="gramEnd"/>
-      <w:r>
-        <w:t>。</w:t>
-      </w:r>
+      <w:r/>
     </w:p>
     <w:p>
       <w:pPr>
